--- a/Liêu Phúc Nguyên - CS2205.JAN2026.DeCuong.FinalReport.Template.Doc.docx
+++ b/Liêu Phúc Nguyên - CS2205.JAN2026.DeCuong.FinalReport.Template.Doc.docx
@@ -277,24 +277,24 @@
             <w:r>
               <w:rPr>
                 <w:rFonts w:ascii="Times New Roman" w:eastAsia="Times New Roman" w:hAnsi="Times New Roman" w:cs="Times New Roman"/>
-                <w:noProof/>
               </w:rPr>
               <w:drawing>
-                <wp:inline distT="114300" distB="114300" distL="114300" distR="114300" wp14:anchorId="0260FC32" wp14:editId="5DB7ABF5">
-                  <wp:extent cx="2085975" cy="2463800"/>
-                  <wp:effectExtent l="0" t="0" r="0" b="0"/>
-                  <wp:docPr id="1" name="image1.png"/>
-                  <wp:cNvGraphicFramePr/>
+                <wp:inline distT="0" distB="0" distL="0" distR="0" wp14:anchorId="1570F6D8" wp14:editId="465B0B3A">
+                  <wp:extent cx="2125980" cy="2913620"/>
+                  <wp:effectExtent l="0" t="0" r="7620" b="1270"/>
+                  <wp:docPr id="1079176394" name="Picture 1"/>
+                  <wp:cNvGraphicFramePr>
+                    <a:graphicFrameLocks xmlns:a="http://schemas.openxmlformats.org/drawingml/2006/main" noChangeAspect="1"/>
+                  </wp:cNvGraphicFramePr>
                   <a:graphic xmlns:a="http://schemas.openxmlformats.org/drawingml/2006/main">
                     <a:graphicData uri="http://schemas.openxmlformats.org/drawingml/2006/picture">
                       <pic:pic xmlns:pic="http://schemas.openxmlformats.org/drawingml/2006/picture">
                         <pic:nvPicPr>
-                          <pic:cNvPr id="0" name="image1.png"/>
-                          <pic:cNvPicPr preferRelativeResize="0"/>
+                          <pic:cNvPr id="1079176394" name=""/>
+                          <pic:cNvPicPr/>
                         </pic:nvPicPr>
                         <pic:blipFill>
                           <a:blip r:embed="rId7"/>
-                          <a:srcRect/>
                           <a:stretch>
                             <a:fillRect/>
                           </a:stretch>
@@ -302,12 +302,11 @@
                         <pic:spPr>
                           <a:xfrm>
                             <a:off x="0" y="0"/>
-                            <a:ext cx="2085975" cy="2463800"/>
+                            <a:ext cx="2129610" cy="2918594"/>
                           </a:xfrm>
                           <a:prstGeom prst="rect">
                             <a:avLst/>
                           </a:prstGeom>
-                          <a:ln/>
                         </pic:spPr>
                       </pic:pic>
                     </a:graphicData>
@@ -360,7 +359,13 @@
               <w:rPr>
                 <w:rFonts w:ascii="Times New Roman" w:eastAsia="Times New Roman" w:hAnsi="Times New Roman" w:cs="Times New Roman"/>
               </w:rPr>
-              <w:t>Lớp: CS2205.xxx</w:t>
+              <w:t>Lớp: CS2205.</w:t>
+            </w:r>
+            <w:r>
+              <w:rPr>
+                <w:rFonts w:ascii="Times New Roman" w:eastAsia="Times New Roman" w:hAnsi="Times New Roman" w:cs="Times New Roman"/>
+              </w:rPr>
+              <w:t>CH203</w:t>
             </w:r>
           </w:p>
           <w:p>
@@ -380,7 +385,19 @@
               <w:rPr>
                 <w:rFonts w:ascii="Times New Roman" w:eastAsia="Times New Roman" w:hAnsi="Times New Roman" w:cs="Times New Roman"/>
               </w:rPr>
-              <w:t>Tự đánh giá (điểm tổng kết môn): 7.5/10</w:t>
+              <w:t xml:space="preserve">Tự đánh giá (điểm tổng kết môn): </w:t>
+            </w:r>
+            <w:r>
+              <w:rPr>
+                <w:rFonts w:ascii="Times New Roman" w:eastAsia="Times New Roman" w:hAnsi="Times New Roman" w:cs="Times New Roman"/>
+              </w:rPr>
+              <w:t>9</w:t>
+            </w:r>
+            <w:r>
+              <w:rPr>
+                <w:rFonts w:ascii="Times New Roman" w:eastAsia="Times New Roman" w:hAnsi="Times New Roman" w:cs="Times New Roman"/>
+              </w:rPr>
+              <w:t>.5/10</w:t>
             </w:r>
           </w:p>
           <w:p>
@@ -466,7 +483,13 @@
               <w:rPr>
                 <w:rFonts w:ascii="Times New Roman" w:eastAsia="Times New Roman" w:hAnsi="Times New Roman" w:cs="Times New Roman"/>
               </w:rPr>
-              <w:t>Link Github: https://github.com/mynameuit/CS2205.xxx/</w:t>
+              <w:t xml:space="preserve">Link Github: </w:t>
+            </w:r>
+            <w:r>
+              <w:rPr>
+                <w:rFonts w:ascii="Times New Roman" w:eastAsia="Times New Roman" w:hAnsi="Times New Roman" w:cs="Times New Roman"/>
+              </w:rPr>
+              <w:t>https://github.com/NguyenDz1/CS2205.CH203</w:t>
             </w:r>
           </w:p>
           <w:p>
@@ -7581,6 +7604,29 @@
       </w:tblBorders>
     </w:tblPr>
   </w:style>
+  <w:style w:type="character" w:styleId="Hyperlink">
+    <w:name w:val="Hyperlink"/>
+    <w:basedOn w:val="DefaultParagraphFont"/>
+    <w:uiPriority w:val="99"/>
+    <w:unhideWhenUsed/>
+    <w:rsid w:val="001E6ED6"/>
+    <w:rPr>
+      <w:color w:val="0000FF" w:themeColor="hyperlink"/>
+      <w:u w:val="single"/>
+    </w:rPr>
+  </w:style>
+  <w:style w:type="character" w:styleId="UnresolvedMention">
+    <w:name w:val="Unresolved Mention"/>
+    <w:basedOn w:val="DefaultParagraphFont"/>
+    <w:uiPriority w:val="99"/>
+    <w:semiHidden/>
+    <w:unhideWhenUsed/>
+    <w:rsid w:val="001E6ED6"/>
+    <w:rPr>
+      <w:color w:val="605E5C"/>
+      <w:shd w:val="clear" w:color="auto" w:fill="E1DFDD"/>
+    </w:rPr>
+  </w:style>
 </w:styles>
 </file>
 
